--- a/week-4-pentominoes-differentiate-dok/week-4-pedagogical-excursion.docx
+++ b/week-4-pentominoes-differentiate-dok/week-4-pedagogical-excursion.docx
@@ -53,7 +53,7 @@
     </w:p>
     <w:p>
       <w:r>
-        <w:t>Tuesday you explored pentominoes as a learner. This week you take them up intentionally — as an instructional tool. In the Pentomino Builder, you and your classmates construct tasks for one another to solve, and you align each task to a Depth of Knowledge (DOK) level, so one set of pieces can meet learners at very different depths.</w:t>
+        <w:t>In our first meeting this week you explored pentominoes as a learner. This week you take them up intentionally — as an instructional tool. In the Pentomino Builder, you and your classmates construct tasks for one another to solve, and you align each task to a Depth of Knowledge (DOK) level, so one set of pieces can meet learners at very different depths.</w:t>
       </w:r>
     </w:p>
     <w:p>

--- a/week-4-pentominoes-differentiate-dok/week-4-pedagogical-excursion.docx
+++ b/week-4-pentominoes-differentiate-dok/week-4-pedagogical-excursion.docx
@@ -9,7 +9,7 @@
       </w:pPr>
       <w:r>
         <w:rPr>
-          <w:rFonts w:ascii="Inter" w:hAnsi="Inter"/>
+          <w:rFonts w:ascii="Calibri" w:hAnsi="Calibri"/>
           <w:b/>
           <w:color w:val="1F4E96"/>
         </w:rPr>
@@ -19,7 +19,7 @@
     <w:p>
       <w:r>
         <w:rPr>
-          <w:rFonts w:ascii="Inter" w:hAnsi="Inter"/>
+          <w:rFonts w:ascii="Calibri" w:hAnsi="Calibri"/>
           <w:b/>
           <w:color w:val="1F4E96"/>
           <w:sz w:val="28"/>
@@ -30,7 +30,7 @@
     <w:p>
       <w:r>
         <w:rPr>
-          <w:rFonts w:ascii="Inter" w:hAnsi="Inter"/>
+          <w:rFonts w:ascii="Calibri" w:hAnsi="Calibri"/>
           <w:b/>
           <w:color w:val="1F4E96"/>
           <w:sz w:val="28"/>
@@ -44,7 +44,7 @@
       </w:pPr>
       <w:r>
         <w:rPr>
-          <w:rFonts w:ascii="Inter" w:hAnsi="Inter"/>
+          <w:rFonts w:ascii="Calibri" w:hAnsi="Calibri"/>
           <w:b/>
           <w:color w:val="1F4E96"/>
         </w:rPr>
@@ -62,7 +62,7 @@
       </w:pPr>
       <w:r>
         <w:rPr>
-          <w:rFonts w:ascii="Inter" w:hAnsi="Inter"/>
+          <w:rFonts w:ascii="Calibri" w:hAnsi="Calibri"/>
           <w:b/>
           <w:color w:val="1F4E96"/>
         </w:rPr>
@@ -104,7 +104,7 @@
       </w:pPr>
       <w:r>
         <w:rPr>
-          <w:rFonts w:ascii="Inter" w:hAnsi="Inter"/>
+          <w:rFonts w:ascii="Calibri" w:hAnsi="Calibri"/>
           <w:b/>
           <w:color w:val="1F4E96"/>
         </w:rPr>
@@ -149,7 +149,7 @@
       </w:pPr>
       <w:r>
         <w:rPr>
-          <w:rFonts w:ascii="Inter" w:hAnsi="Inter"/>
+          <w:rFonts w:ascii="Calibri" w:hAnsi="Calibri"/>
           <w:b/>
           <w:color w:val="1F4E96"/>
         </w:rPr>
@@ -159,7 +159,7 @@
     <w:p>
       <w:r>
         <w:rPr>
-          <w:rFonts w:ascii="Inter" w:hAnsi="Inter"/>
+          <w:rFonts w:ascii="Calibri" w:hAnsi="Calibri"/>
           <w:b/>
           <w:highlight w:val="yellow"/>
         </w:rPr>
@@ -167,7 +167,7 @@
       </w:r>
       <w:r>
         <w:rPr>
-          <w:rFonts w:ascii="Inter" w:hAnsi="Inter"/>
+          <w:rFonts w:ascii="Calibri" w:hAnsi="Calibri"/>
         </w:rPr>
         <w:t xml:space="preserve"> Having a classmate play your tasks is collaborative, and you'll play theirs in return — but the tasks you design and the reflection you write are yours.</w:t>
       </w:r>
@@ -175,7 +175,7 @@
     <w:p>
       <w:r>
         <w:rPr>
-          <w:rFonts w:ascii="Inter" w:hAnsi="Inter"/>
+          <w:rFonts w:ascii="Calibri" w:hAnsi="Calibri"/>
         </w:rPr>
         <w:t>AI tools may be used for formatting or clarity, but not to generate your reasoning, your solution, or your reflection. The thinking here has to be yours — that's the whole point.</w:t>
       </w:r>
@@ -186,7 +186,7 @@
       </w:pPr>
       <w:r>
         <w:rPr>
-          <w:rFonts w:ascii="Inter" w:hAnsi="Inter"/>
+          <w:rFonts w:ascii="Calibri" w:hAnsi="Calibri"/>
           <w:b/>
           <w:color w:val="1F4E96"/>
         </w:rPr>
@@ -213,7 +213,7 @@
           <w:p>
             <w:r>
               <w:rPr>
-                <w:rFonts w:ascii="Inter" w:hAnsi="Inter"/>
+                <w:rFonts w:ascii="Calibri" w:hAnsi="Calibri"/>
                 <w:b/>
               </w:rPr>
               <w:t>Criteria</w:t>
@@ -228,7 +228,7 @@
           <w:p>
             <w:r>
               <w:rPr>
-                <w:rFonts w:ascii="Inter" w:hAnsi="Inter"/>
+                <w:rFonts w:ascii="Calibri" w:hAnsi="Calibri"/>
                 <w:b/>
               </w:rPr>
               <w:t>Expectations</w:t>
@@ -245,7 +245,7 @@
           <w:p>
             <w:r>
               <w:rPr>
-                <w:rFonts w:ascii="Inter" w:hAnsi="Inter"/>
+                <w:rFonts w:ascii="Calibri" w:hAnsi="Calibri"/>
                 <w:b/>
               </w:rPr>
               <w:t>DOK 1 — recall (4)</w:t>
@@ -259,7 +259,7 @@
           <w:p>
             <w:r>
               <w:rPr>
-                <w:rFonts w:ascii="Inter" w:hAnsi="Inter"/>
+                <w:rFonts w:ascii="Calibri" w:hAnsi="Calibri"/>
               </w:rPr>
               <w:t>A task aimed at DOK 1 (name, find, identify), plus its completed play in the report. 2 pts — task built and correctly aimed at the level; 2 pts — the play response is captured.</w:t>
             </w:r>
@@ -275,7 +275,7 @@
           <w:p>
             <w:r>
               <w:rPr>
-                <w:rFonts w:ascii="Inter" w:hAnsi="Inter"/>
+                <w:rFonts w:ascii="Calibri" w:hAnsi="Calibri"/>
                 <w:b/>
               </w:rPr>
               <w:t>DOK 2 — apply (4)</w:t>
@@ -289,7 +289,7 @@
           <w:p>
             <w:r>
               <w:rPr>
-                <w:rFonts w:ascii="Inter" w:hAnsi="Inter"/>
+                <w:rFonts w:ascii="Calibri" w:hAnsi="Calibri"/>
               </w:rPr>
               <w:t>A task aimed at DOK 2 (apply a skill or procedure), plus its play. 2 pts task · 2 pts play response.</w:t>
             </w:r>
@@ -305,7 +305,7 @@
           <w:p>
             <w:r>
               <w:rPr>
-                <w:rFonts w:ascii="Inter" w:hAnsi="Inter"/>
+                <w:rFonts w:ascii="Calibri" w:hAnsi="Calibri"/>
                 <w:b/>
               </w:rPr>
               <w:t>DOK 3 — reason (4)</w:t>
@@ -319,7 +319,7 @@
           <w:p>
             <w:r>
               <w:rPr>
-                <w:rFonts w:ascii="Inter" w:hAnsi="Inter"/>
+                <w:rFonts w:ascii="Calibri" w:hAnsi="Calibri"/>
               </w:rPr>
               <w:t>A task aimed at DOK 3 (justify, explain, prove), plus its play. 2 pts task · 2 pts play response.</w:t>
             </w:r>
@@ -335,7 +335,7 @@
           <w:p>
             <w:r>
               <w:rPr>
-                <w:rFonts w:ascii="Inter" w:hAnsi="Inter"/>
+                <w:rFonts w:ascii="Calibri" w:hAnsi="Calibri"/>
                 <w:b/>
               </w:rPr>
               <w:t>DOK 4 — design &amp; investigate (4)</w:t>
@@ -349,7 +349,7 @@
           <w:p>
             <w:r>
               <w:rPr>
-                <w:rFonts w:ascii="Inter" w:hAnsi="Inter"/>
+                <w:rFonts w:ascii="Calibri" w:hAnsi="Calibri"/>
               </w:rPr>
               <w:t>A task aimed at DOK 4 (design, investigate, extend), plus its play. 2 pts task · 2 pts play response.</w:t>
             </w:r>
@@ -365,7 +365,7 @@
           <w:p>
             <w:r>
               <w:rPr>
-                <w:rFonts w:ascii="Inter" w:hAnsi="Inter"/>
+                <w:rFonts w:ascii="Calibri" w:hAnsi="Calibri"/>
                 <w:b/>
               </w:rPr>
               <w:t>Reflection (4)</w:t>
@@ -379,7 +379,7 @@
           <w:p>
             <w:r>
               <w:rPr>
-                <w:rFonts w:ascii="Inter" w:hAnsi="Inter"/>
+                <w:rFonts w:ascii="Calibri" w:hAnsi="Calibri"/>
               </w:rPr>
               <w:t>A thoughtful response to the reflection question, grounded in what the play report showed — not a restatement of the prompt.</w:t>
             </w:r>
@@ -395,7 +395,7 @@
           <w:p>
             <w:r>
               <w:rPr>
-                <w:rFonts w:ascii="Inter" w:hAnsi="Inter"/>
+                <w:rFonts w:ascii="Calibri" w:hAnsi="Calibri"/>
                 <w:b/>
               </w:rPr>
               <w:t>Total (20)</w:t>
@@ -409,7 +409,7 @@
           <w:p>
             <w:r>
               <w:rPr>
-                <w:rFonts w:ascii="Inter" w:hAnsi="Inter"/>
+                <w:rFonts w:ascii="Calibri" w:hAnsi="Calibri"/>
               </w:rPr>
             </w:r>
           </w:p>
@@ -790,7 +790,7 @@
     <w:qFormat/>
     <w:rsid w:val="00FC693F"/>
     <w:rPr>
-      <w:rFonts w:ascii="Inter" w:hAnsi="Inter" w:cs="Inter"/>
+      <w:rFonts w:ascii="Calibri" w:hAnsi="Calibri" w:cs="Calibri"/>
     </w:rPr>
   </w:style>
   <w:style w:type="paragraph" w:styleId="Header">
@@ -852,7 +852,7 @@
       <w:outlineLvl w:val="0"/>
     </w:pPr>
     <w:rPr>
-      <w:rFonts w:asciiTheme="majorHAnsi" w:eastAsiaTheme="majorEastAsia" w:hAnsiTheme="majorHAnsi" w:cstheme="majorBidi" w:ascii="Inter" w:hAnsi="Inter" w:cs="Inter"/>
+      <w:rFonts w:asciiTheme="majorHAnsi" w:eastAsiaTheme="majorEastAsia" w:hAnsiTheme="majorHAnsi" w:cstheme="majorBidi" w:ascii="Calibri" w:hAnsi="Calibri" w:cs="Calibri"/>
       <w:b/>
       <w:bCs/>
       <w:color w:val="365F91" w:themeColor="accent1" w:themeShade="BF"/>
@@ -876,7 +876,7 @@
       <w:outlineLvl w:val="1"/>
     </w:pPr>
     <w:rPr>
-      <w:rFonts w:asciiTheme="majorHAnsi" w:eastAsiaTheme="majorEastAsia" w:hAnsiTheme="majorHAnsi" w:cstheme="majorBidi" w:ascii="Inter" w:hAnsi="Inter" w:cs="Inter"/>
+      <w:rFonts w:asciiTheme="majorHAnsi" w:eastAsiaTheme="majorEastAsia" w:hAnsiTheme="majorHAnsi" w:cstheme="majorBidi" w:ascii="Calibri" w:hAnsi="Calibri" w:cs="Calibri"/>
       <w:b/>
       <w:bCs/>
       <w:color w:val="4F81BD" w:themeColor="accent1"/>
@@ -1141,7 +1141,7 @@
       <w:contextualSpacing/>
     </w:pPr>
     <w:rPr>
-      <w:rFonts w:asciiTheme="majorHAnsi" w:eastAsiaTheme="majorEastAsia" w:hAnsiTheme="majorHAnsi" w:cstheme="majorBidi" w:ascii="Inter" w:hAnsi="Inter" w:cs="Inter"/>
+      <w:rFonts w:asciiTheme="majorHAnsi" w:eastAsiaTheme="majorEastAsia" w:hAnsiTheme="majorHAnsi" w:cstheme="majorBidi" w:ascii="Calibri" w:hAnsi="Calibri" w:cs="Calibri"/>
       <w:color w:val="17365D" w:themeColor="text2" w:themeShade="BF"/>
       <w:spacing w:val="5"/>
       <w:kern w:val="28"/>
@@ -1322,7 +1322,7 @@
       <w:contextualSpacing/>
     </w:pPr>
     <w:rPr>
-      <w:rFonts w:ascii="Inter" w:hAnsi="Inter" w:cs="Inter"/>
+      <w:rFonts w:ascii="Calibri" w:hAnsi="Calibri" w:cs="Calibri"/>
     </w:rPr>
   </w:style>
   <w:style w:type="paragraph" w:styleId="ListBullet2">
@@ -1338,7 +1338,7 @@
       <w:contextualSpacing/>
     </w:pPr>
     <w:rPr>
-      <w:rFonts w:ascii="Inter" w:hAnsi="Inter" w:cs="Inter"/>
+      <w:rFonts w:ascii="Calibri" w:hAnsi="Calibri" w:cs="Calibri"/>
     </w:rPr>
   </w:style>
   <w:style w:type="paragraph" w:styleId="ListBullet3">
@@ -1367,7 +1367,7 @@
       <w:contextualSpacing/>
     </w:pPr>
     <w:rPr>
-      <w:rFonts w:ascii="Inter" w:hAnsi="Inter" w:cs="Inter"/>
+      <w:rFonts w:ascii="Calibri" w:hAnsi="Calibri" w:cs="Calibri"/>
     </w:rPr>
   </w:style>
   <w:style w:type="paragraph" w:styleId="ListNumber2">
